--- a/en/scientists/CV/Word/Zeynalova_Khadija_CV_EN.docx
+++ b/en/scientists/CV/Word/Zeynalova_Khadija_CV_EN.docx
@@ -377,7 +377,7 @@
           <w:sz w:val="21"/>
           <w:szCs w:val="21"/>
         </w:rPr>
-        <w:t>Khadija Zeynalova is an associate professor at the Detmold University of Music and artistic director of the Bridge of Sound orchestra and of the Harmony of Sound festival, which she founded in Germany. She studied music theory at Sumgayit Music College (1990–1994) and composition and musicology at the Baku Music Academy (1994–2000), and she continued composition studies in Detmold in 2005–2006. From 2006 to 2012 she was a doctoral student at the University of Paderborn; the thesis is on Azerbaijani musical culture of the 20th century and tendencies in Western music. From 2000 to 2005 she taught as an associate professor at the Azerbaijan State University of Culture and Arts. The CV states more than 40 books, works, and textbooks, without listing them.</w:t>
+        <w:t>Khadija Zeynalova is an associate professor at the Detmold University of Music and artistic director of the Bridge of Sound orchestra and of the Harmony of Sound festival, which she founded in Germany. She studied music theory at Sumgayit Music College (1990–1994) and composition and musicology at the Baku Music Academy (1994–2000), and she continued composition studies in Detmold in 2005–2006. From 2006 to 2012 she was a doctoral student at the University of Paderborn; the thesis is on Azerbaijani musical culture of the 20th century and tendencies in Western music. From 2000 to 2005 she taught as an associate professor at the Azerbaijan State University of Culture and Arts. Published more than 40 books, works, and textbooks.</w:t>
       </w:r>
     </w:p>
     <w:p>
@@ -1927,7 +1927,7 @@
                 <w:sz w:val="21"/>
                 <w:szCs w:val="21"/>
               </w:rPr>
-              <w:t>CV</w:t>
+              <w:t>Self-reported</w:t>
             </w:r>
           </w:p>
         </w:tc>
